--- a/a revisar/EULA_Campfire_Tradutor_v0.3.docx
+++ b/a revisar/EULA_Campfire_Tradutor_v0.3.docx
@@ -64,7 +64,7 @@
           <w:sz w:val="22"/>
           <w:szCs w:val="22"/>
         </w:rPr>
-        <w:t xml:space="preserve">Este Contrato de Licença de Usuário Final ("EULA") é um acordo legal entre você (pessoa física ou jurídica) e Caio Fabiano da Silva Costa, pessoa física ("Licenciante") para o uso do software Campfire Tradutor ("o Software"), incluindo suas versões para Windows (desktop) e Android (mobile).</w:t>
+        <w:t xml:space="preserve">Este Contrato de Licença de Usuário Final ("EULA") é um acordo legal entre você (pessoa física ou jurídica) e Caio Fabiano da Silva Costa, pessoa física, atuando sob a marca "AlienRaccoon Entertainment" ("Licenciante") para o uso do software Campfire Tradutor ("o Software"), incluindo suas versões para Windows (desktop) e Android (mobile).</w:t>
       </w:r>
     </w:p>
     <w:p>

--- a/a revisar/EULA_Campfire_Tradutor_v0.3.docx
+++ b/a revisar/EULA_Campfire_Tradutor_v0.3.docx
@@ -596,7 +596,7 @@
           <w:sz w:val="22"/>
           <w:szCs w:val="22"/>
         </w:rPr>
-        <w:t xml:space="preserve">O nome "Campfire Tradutor", seu logotipo e sua identidade visual </w:t>
+        <w:t xml:space="preserve">O nome "Campfire Tradutor", a marca "AlienRaccoon Entertainment" sob a qual o Licenciante atua, seus logotipos e identidade visual </w:t>
       </w:r>
       <w:r>
         <w:rPr>
@@ -616,7 +616,7 @@
           <w:sz w:val="22"/>
           <w:szCs w:val="22"/>
         </w:rPr>
-        <w:t xml:space="preserve"> estão cobertos pela licença MIT do código-fonte e permanecem de titularidade exclusiva do Licenciante. Versões modificadas do código-fonte (forks), ainda que legítimas sob a licença MIT, não podem usar o nome "Campfire Tradutor" nem elementos de sua identidade visual de forma que sugira ser o produto oficial ou que cause confusão quanto à origem. Ver também o Aviso de Direitos Autorais.</w:t>
+        <w:t xml:space="preserve"> estão cobertos pela licença MIT do código-fonte. Esses elementos são usados e reivindicados pelo Licenciante, que pretende formalizar essa proteção por meio de registro junto ao INPI — até a conclusão desse registro, a proteção decorre do uso e da eventual precedência de que trata o art. 129, §1º, da Lei nº 9.279/1996 (Lei da Propriedade Industrial), já que a propriedade plena da marca só se adquire com o registro validamente expedido (art. 129, caput, da mesma lei). Versões modificadas do código-fonte (forks), ainda que legítimas sob a licença MIT, não podem usar esses nomes nem elementos da identidade visual de forma que sugira ser o produto oficial ou que cause confusão quanto à origem. Ver também o Aviso de Direitos Autorais.</w:t>
       </w:r>
     </w:p>
     <w:p>

--- a/a revisar/EULA_Campfire_Tradutor_v0.3.docx
+++ b/a revisar/EULA_Campfire_Tradutor_v0.3.docx
@@ -49,7 +49,7 @@
           <w:sz w:val="20"/>
           <w:szCs w:val="20"/>
         </w:rPr>
-        <w:t xml:space="preserve">REVISÃO JURÍDICA (Advogada) incorporada em 31/07/2026. Resta confirmar: modelo de licença (Seção 2).</w:t>
+        <w:t xml:space="preserve">REVISÃO JURÍDICA (Advogada) incorporada em 31/07/2026.</w:t>
       </w:r>
     </w:p>
     <w:p>
@@ -806,7 +806,7 @@
           <w:sz w:val="22"/>
           <w:szCs w:val="22"/>
         </w:rPr>
-        <w:t xml:space="preserve">caiofabianodbz2@gmail.com</w:t>
+        <w:t xml:space="preserve">alienraccoonentertainment@gmail.com</w:t>
       </w:r>
     </w:p>
     <w:sectPr>
